--- a/Төлөвлөлт/Хэрэмд өвөлд бэлдэхэд тусалъя - Бэлтгэл бүлэг.docx
+++ b/Төлөвлөлт/Хэрэмд өвөлд бэлдэхэд тусалъя - Бэлтгэл бүлэг.docx
@@ -600,7 +600,7 @@
           <w:sz w:val="22"/>
           <w:b w:val="0"/>
         </w:rPr>
-        <w:t>Хүүхэд намрын улирлын онцлогоос хамаарч амьтан, ургамал, хүмүүсийн амьдралд гарч буй өөрчлөлтийг ажиглаж, ангилж, тайлбарлана. Амьтад өвөлд хэрхэн бэлддэгийг хөдөлгөөнт тоглоомоор илрүүлж, материалын дулаан хадгалах чанарыг гараараа туршина. Туршилтын үр дүнд тулгуурлан хэрэмд дулаан үүр засаж, өөрийн хувцас, хийх үйлийг цаг агаарт тохируулан сонгоно.</w:t>
+        <w:t>Хүүхэд намрын улирлын онцлогоос хамаарч амьтан, ургамал, хүмүүсийн амьдралд гарч буй өөрчлөлтийг ажиглаж, ангилж, тайлбарлана. Ичдэг, ичдэггүй амьтныг ажиглаж, өвөлд хэрхэн бэлддэгийг хөдөлгөөнт тоглоомоор илрүүлж, материалын дулаан хадгалах чанарыг гараараа туршина. Туршилтын үр дүнд тулгуурлан хэрэмд дулаан үүр засаж, өөрийн хувцас, хийх үйлийг цаг агаарт тохируулан сонгоно.</w:t>
       </w:r>
     </w:p>
     <w:p>
@@ -669,7 +669,7 @@
           <w:sz w:val="22"/>
           <w:b w:val="0"/>
         </w:rPr>
-        <w:t>Нүүдэллэх — шувууд хүйтний улиралд дулаан орон руу нисэх.</w:t>
+        <w:t>Ичих — амьтан өвөлжин хоол идэлгүй ичээндээ унтах. Нүүдэллэх — шувууд хүйтний улиралд дулаан орон руу нисэх.</w:t>
       </w:r>
     </w:p>
     <w:p>
@@ -789,7 +789,7 @@
           <w:sz w:val="22"/>
           <w:b w:val="0"/>
         </w:rPr>
-        <w:t>шидэт лонх 20ш</w:t>
+        <w:t>улирлын зурагтай шидэт лонх 20ш</w:t>
       </w:r>
     </w:p>
     <w:p>
@@ -857,7 +857,7 @@
           <w:sz w:val="22"/>
           <w:b w:val="0"/>
         </w:rPr>
-        <w:t>цагираг 4ш</w:t>
+        <w:t>таван нүхтэй ичээний хайрцаг 4ш</w:t>
       </w:r>
     </w:p>
     <w:p>
@@ -874,7 +874,41 @@
           <w:sz w:val="22"/>
           <w:b w:val="0"/>
         </w:rPr>
-        <w:t>цагирагийн зурагт тэмдэг 4ш</w:t>
+        <w:t>гар чийдэн 20ш</w:t>
+      </w:r>
+    </w:p>
+    <w:p>
+      <w:pPr>
+        <w:keepNext w:val="0"/>
+        <w:widowControl/>
+        <w:spacing w:after="0" w:before="0" w:line="240" w:lineRule="auto"/>
+        <w:jc w:val="left"/>
+      </w:pPr>
+      <w:r>
+        <w:rPr>
+          <w:rFonts w:ascii="Arial" w:hAnsi="Arial" w:eastAsia="Arial" w:cs="Arial"/>
+          <w:color w:val="000000"/>
+          <w:sz w:val="22"/>
+          <w:b w:val="0"/>
+        </w:rPr>
+        <w:t>ойн радиогийн бичлэг 1ш</w:t>
+      </w:r>
+    </w:p>
+    <w:p>
+      <w:pPr>
+        <w:keepNext w:val="0"/>
+        <w:widowControl/>
+        <w:spacing w:after="0" w:before="0" w:line="240" w:lineRule="auto"/>
+        <w:jc w:val="left"/>
+      </w:pPr>
+      <w:r>
+        <w:rPr>
+          <w:rFonts w:ascii="Arial" w:hAnsi="Arial" w:eastAsia="Arial" w:cs="Arial"/>
+          <w:color w:val="000000"/>
+          <w:sz w:val="22"/>
+          <w:b w:val="0"/>
+        </w:rPr>
+        <w:t>хөнжил 2ш</w:t>
       </w:r>
     </w:p>
     <w:p>
@@ -1121,7 +1155,7 @@
           <w:sz w:val="22"/>
           <w:b w:val="0"/>
         </w:rPr>
-        <w:t>Таван хүүхэдтэй 4 багийн ширээг бэлтгэж, ширээ бүрд хөмөрсөн 12 аяга, ангиллын самбар тавина. Аяга бүрийн доор хавсралтын зурагт картаас нэгийг нууж, хүүхэд бүрийн аяганд өөр өнгийн тэмдэг наана. Шалны чөлөөт хэсэгт зурагт тэмдэгтэй 4 цагираг байрлуулна. Амьтны картад баавгай, зурам, зараа, хараацай, тогоруу, галуу, хэрэм, огдой, туулай, үнэгийг тус бүр хоёроор бэлтгэнэ. Шидэт лонхны тагны дотор талд 10 лонхонд шар, 10 лонхонд цагаан усан будаг түрхэж, тунгалаг ус хийгээд тагийг сайтар хаана. Хувцасны картад ноосон малгай, бээлий, зуны малгай зэрэг гурван төрлийн хувцсыг дүрсэлнэ.</w:t>
+        <w:t>Таван хүүхэдтэй 4 багийн ширээг бэлтгэж, ширээ бүрд хөмөрсөн 12 аяга, ангиллын самбар тавина. Аяга бүрийн доор хавсралтын зурагт картаас нэгийг нууж, хүүхэд бүрийн аяганд өөр өнгийн тэмдэг наана. Ичээний хайрцаг бүрийг дотор нь харанхуй байлгаж, хажуу талд нь таван нүх гаргана. Нүх бүрийн эсрэг талд баавгай, зараа, зурам, тарвага унтаж буй зургийг, тав дахь нүхний эсрэг талд самар идэж буй хэрэмний зургийг наана. Шалны нэг хэсэгт дөрвөн намхан ширээн дээгүүр хөнжил нөмрүүлж ичээ, нөгөө хэсэгт ой гэсэн талбай бэлтгэнэ. Амьтны картад ичдэг баавгай, зараа, зурам, тарвага, ичдэггүй хэрэм, туулай, үнэг, чоно, огдойг дүрсэлнэ. Ойн радиогийн бичлэгт баавгайн хурхиралт, салхины чимээ, хэрэмний шажигнах дууг оруулна. Лонхны гадна талд 10 лонхонд шар навчтай модны намрын зураг, 10 лонхонд цастай модны өвлийн зураг наана. Намрын зурагтай лонхны тагны дотор талд шар, өвлийн зурагтай лонхны тагны дотор талд цагаан усан будаг түрхэж, тунгалаг ус хийгээд тагийг сайтар хаана. Хувцасны картад ноосон малгай, бээлий, зуны малгай зэрэг гурван төрлийн хувцсыг дүрсэлнэ.</w:t>
       </w:r>
     </w:p>
     <w:p>
@@ -1147,7 +1181,7 @@
           <w:sz w:val="22"/>
           <w:b w:val="0"/>
         </w:rPr>
-        <w:t>Лонхны тагийг наалтаар битүүлнэ. Хүйтэн жинг даавуун уутанд хийж, гараа удаан тавихгүй. Цагираг руу шилжихдээ алхаж, хоорондоо зай барина. Боргоцой, жижиг эд зүйлийг аманд хийхгүй.</w:t>
+        <w:t>Лонхны тагийг наалтаар битүүлнэ. Хүйтэн жинг даавуун уутанд хийж, гараа удаан тавихгүй. Гар чийдэнг бусдын нүд рүү чиглүүлэхгүй. Ичээ рүү хоёр талаас нь мөлхөж орж, хоорондоо зай барина. Боргоцой, жижиг эд зүйлийг аманд хийхгүй.</w:t>
       </w:r>
     </w:p>
     <w:p>
@@ -1434,7 +1468,7 @@
                 <w:sz w:val="22"/>
                 <w:b w:val="0"/>
               </w:rPr>
-              <w:t>Сагснаас нэг лонх авна. Лонхны тунгалаг ус ямар өнгөтэй болохыг хамтрагчдаа таамаглан хэлнэ. Багшийн дохиогоор бүгд зэрэг лонхоо сэгсэрч, ус шар эсвэл цагаан өнгөтэй болохыг ажиглана.</w:t>
+              <w:t>Сагснаас нэг лонх авч, лонхон дээр наасан зургийг ажиглана. Зураг аль улирлыг харуулж байгаа, лонхны тунгалаг ус ямар өнгөтэй болохыг хамтрагчдаа таамаглан хэлнэ. Багшийн дохиогоор бүгд зэрэг лонхоо сэгсэрч, ус шар эсвэл цагаан өнгөтэй болохыг ажиглана.</w:t>
             </w:r>
           </w:p>
           <w:p>
@@ -1460,7 +1494,7 @@
                 <w:sz w:val="22"/>
                 <w:b w:val="0"/>
               </w:rPr>
-              <w:t>“Чиний лонх ямар өнгөтэй болов? Шар өнгө ойн юуг санагдуулж байна? Цагаан өнгө аль улирлыг санагдуулж байна?” гэж асууна.</w:t>
+              <w:t>“Чиний лонх ямар өнгөтэй болов? Таамаг чинь таарсан уу? Лонхны зурагт юу харагдаж байна? Яагаад намрын зурагтай лонх шар, өвлийн зурагтай лонх цагаан болсон бэ?” гэж асууна.</w:t>
             </w:r>
           </w:p>
           <w:p>
@@ -1486,7 +1520,7 @@
                 <w:sz w:val="22"/>
                 <w:b w:val="0"/>
               </w:rPr>
-              <w:t>Лонхоо хажуугийн хүүхдийнхтэй харьцуулж, шар өнгө намрыг, цагаан өнгө өвлийг санагдуулж байгаа шалтгаанаа ярилцана.</w:t>
+              <w:t>Лонхоо хажуугийн хүүхдийнхтэй харьцуулж, намрын зурагтай лонх, өвлийн зурагтай лонхны ялгааг ярилцана. Намраас өвөл рүү шилжихэд ойд юу өөрчлөгдөхийг таамаглан хэлнэ.</w:t>
             </w:r>
           </w:p>
         </w:tc>
@@ -1566,7 +1600,7 @@
                 <w:sz w:val="22"/>
                 <w:b w:val="0"/>
               </w:rPr>
-              <w:t>шидэт лонх 20ш</w:t>
+              <w:t>улирлын зурагтай шидэт лонх 20ш</w:t>
             </w:r>
           </w:p>
         </w:tc>
@@ -1883,7 +1917,7 @@
                 <w:sz w:val="22"/>
                 <w:b/>
               </w:rPr>
-              <w:t>Амьтад өвөлд хэрхэн бэлддэг вэ?</w:t>
+              <w:t>Ичээний нууц</w:t>
             </w:r>
           </w:p>
           <w:p>
@@ -1900,7 +1934,7 @@
                 <w:sz w:val="22"/>
                 <w:b/>
               </w:rPr>
-              <w:t>12–17 минут</w:t>
+              <w:t>12–18 минут</w:t>
             </w:r>
           </w:p>
         </w:tc>
@@ -1938,7 +1972,7 @@
                 <w:sz w:val="22"/>
                 <w:b w:val="0"/>
               </w:rPr>
-              <w:t>Шалан дээр Ичээндээ орно, Дулаан орон руу нисэнэ, Хоол нөөцөлнө, Үс, өдөө солино гэсэн зурагт тэмдэгтэй 4 цагираг байрлуулж, хүүхэд бүрд амьтны карт тараана.</w:t>
+              <w:t>Ойн радиогийн бичлэгийг асааж, баавгайн хурхиралтыг сонсгоно. “Ойд хэн унтаж байгаа бол? Өвөл болоход зарим амьтан хаашаа алга болдог вэ?” гэж асууна. Баг бүрт ичээний хайрцаг, хүүхэд бүрд гар чийдэн өгнө.</w:t>
             </w:r>
           </w:p>
           <w:p>
@@ -1964,7 +1998,7 @@
                 <w:sz w:val="22"/>
                 <w:b w:val="0"/>
               </w:rPr>
-              <w:t>Хөгжим эгшиглэх үед өөрийн амьтны хөдөлгөөнөөр алхана. Хөгжим зогсоход амьтан нь өвөлд хэрхэн бэлддэгт тохирох цагираг руу очно. Цагираг дотроо хамтрагчдаа “Би хэрэм. Би өвөлд хоол нөөцөлдөг. Учир нь …” гэж тайлбарлана.</w:t>
+              <w:t>Багийн хүүхэд бүр хайрцгийн өөр нүхнээс гар чийдэнгээр гэрэлтүүлэн шагайж, дотор нь хэн байгааг олно. Хамтрагчдаа “Би унтаж байгаа зараа харлаа” гэж хэлнэ. Тав дахь нүхнээс самар идэж буй хэрэм харсан хүүхэд “Хэрэм яагаад унтаагүй байна вэ?” гэж багтаа асууна.</w:t>
             </w:r>
           </w:p>
           <w:p>
@@ -1990,7 +2024,7 @@
                 <w:sz w:val="22"/>
                 <w:b w:val="0"/>
               </w:rPr>
-              <w:t>Цагираг бүрт очиж “Энэ цагирагт байгаа амьтад ямар ижил шинжтэй вэ? Туулай яагаад энд ирсэн бэ?” гэж асууна.</w:t>
+              <w:t>Ойн радиогийн хөтлөгчийн дүрд орж мэдээ уншина: “Ойн мэдээ. Баавгай намар жимс, загас идэж таргалаад ичээндээ орлоо. Зараа өвөл шавж олдохгүй тул нүхэндээ бөмбөрцөглөн унтлаа. Тарвага, зурам хавар болтол сэрэхгүй. Харин хэрэм самраа нөөцөлж, туулай цагаан үстэй болж, үнэг, чоно цасан дээр хоол хайсаар байна.” Мэдээний дараа “Яагаад зарим амьтан ичдэг вэ? Хэрэм яагаад ичдэггүй вэ?” гэж асууна.</w:t>
             </w:r>
           </w:p>
           <w:p>
@@ -2016,7 +2050,33 @@
                 <w:sz w:val="22"/>
                 <w:b w:val="0"/>
               </w:rPr>
-              <w:t>Картаа хажуугийн найзтайгаа сольж, тоглоомыг дахин тоглоно. Шинэ амьтныхаа өвлийн бэлтгэлийг цагираг дотроо тайлбарлана.</w:t>
+              <w:t>Хүүхэд бүр амьтны карт авна. Хөгжим эгшиглэх үед өөрийн амьтны хөдөлгөөнөөр ойгоор алхана. Хөгжим зогсоход амьтан нь ичдэг бол хөнжлөн ичээ рүү мөлхөж орж бөмбөрцөглөн унтана, ичдэггүй бол ойд үлдэж хоол хайх, самар нуух хөдөлгөөн хийнэ. Ичээн доторх болон ой дахь хамтрагчдаа “Би тарвага. Би ичдэг. Учир нь өвөл хоол олдохгүй” гэж тайлбарлана.</w:t>
+            </w:r>
+          </w:p>
+          <w:p>
+            <w:pPr>
+              <w:keepNext w:val="0"/>
+              <w:widowControl/>
+              <w:spacing w:after="60" w:before="0" w:line="240" w:lineRule="auto"/>
+              <w:jc w:val="left"/>
+            </w:pPr>
+            <w:r>
+              <w:rPr>
+                <w:rFonts w:ascii="Arial" w:hAnsi="Arial" w:eastAsia="Arial" w:cs="Arial"/>
+                <w:color w:val="000000"/>
+                <w:sz w:val="22"/>
+                <w:b/>
+              </w:rPr>
+              <w:t xml:space="preserve">Багш: </w:t>
+            </w:r>
+            <w:r>
+              <w:rPr>
+                <w:rFonts w:ascii="Arial" w:hAnsi="Arial" w:eastAsia="Arial" w:cs="Arial"/>
+                <w:color w:val="000000"/>
+                <w:sz w:val="22"/>
+                <w:b w:val="0"/>
+              </w:rPr>
+              <w:t>“Ичээнд хэн хэн орсон бэ? Ойд үлдсэн амьтад өвөл юу иддэг вэ?” гэж асууна. Хоёр дахь удаад хүүхдүүд картаа хажуугийн найзтайгаа сольж тоглоно.</w:t>
             </w:r>
           </w:p>
         </w:tc>
@@ -2045,7 +2105,7 @@
                 <w:sz w:val="22"/>
                 <w:b w:val="0"/>
               </w:rPr>
-              <w:t>цагираг 4ш</w:t>
+              <w:t>баг бүрд ичээний хайрцаг 1ш</w:t>
             </w:r>
           </w:p>
           <w:p>
@@ -2062,7 +2122,41 @@
                 <w:sz w:val="22"/>
                 <w:b w:val="0"/>
               </w:rPr>
-              <w:t>цагирагийн зурагт тэмдэг 4ш</w:t>
+              <w:t>гар чийдэн 20ш</w:t>
+            </w:r>
+          </w:p>
+          <w:p>
+            <w:pPr>
+              <w:keepNext w:val="0"/>
+              <w:widowControl/>
+              <w:spacing w:after="60" w:before="0" w:line="240" w:lineRule="auto"/>
+              <w:jc w:val="left"/>
+            </w:pPr>
+            <w:r>
+              <w:rPr>
+                <w:rFonts w:ascii="Arial" w:hAnsi="Arial" w:eastAsia="Arial" w:cs="Arial"/>
+                <w:color w:val="000000"/>
+                <w:sz w:val="22"/>
+                <w:b w:val="0"/>
+              </w:rPr>
+              <w:t>ойн радиогийн бичлэг 1ш</w:t>
+            </w:r>
+          </w:p>
+          <w:p>
+            <w:pPr>
+              <w:keepNext w:val="0"/>
+              <w:widowControl/>
+              <w:spacing w:after="60" w:before="0" w:line="240" w:lineRule="auto"/>
+              <w:jc w:val="left"/>
+            </w:pPr>
+            <w:r>
+              <w:rPr>
+                <w:rFonts w:ascii="Arial" w:hAnsi="Arial" w:eastAsia="Arial" w:cs="Arial"/>
+                <w:color w:val="000000"/>
+                <w:sz w:val="22"/>
+                <w:b w:val="0"/>
+              </w:rPr>
+              <w:t>хөнжил 2ш</w:t>
             </w:r>
           </w:p>
           <w:p>
@@ -2165,7 +2259,7 @@
                 <w:sz w:val="22"/>
                 <w:b/>
               </w:rPr>
-              <w:t>17–26 минут</w:t>
+              <w:t>18–26 минут</w:t>
             </w:r>
           </w:p>
         </w:tc>
@@ -2741,7 +2835,7 @@
           <w:sz w:val="22"/>
           <w:b w:val="0"/>
         </w:rPr>
-        <w:t>Аяганы ангилал, цагирагийн тоглоом, дулааны туршилт, хувцас сонголтын явцад ажиглана. Үнэлгээнд зориулж нэмэлт ярилцлага зохион байгуулахгүй. 2 нь бие даан, 1 нь богино чиглүүлэгтэй, 0 нь тогтмол дэмжлэгтэй гүйцэтгэснийг тэмдэглэнэ. Ажиглах боломж гараагүй бол тэмдэглэл хэсэгт ажиглаагүй гэж бичнэ.</w:t>
+        <w:t>Лонхны таамаг, аяганы ангилал, ичээний тоглоом, дулааны туршилт, хувцас сонголтын явцад ажиглана. Үнэлгээнд зориулж нэмэлт ярилцлага зохион байгуулахгүй. 2 нь бие даан, 1 нь богино чиглүүлэгтэй, 0 нь тогтмол дэмжлэгтэй гүйцэтгэснийг тэмдэглэнэ. Ажиглах боломж гараагүй бол тэмдэглэл хэсэгт ажиглаагүй гэж бичнэ.</w:t>
       </w:r>
     </w:p>
     <w:p>
@@ -3165,6 +3259,166 @@
                 <w:sz w:val="22"/>
                 <w:b w:val="0"/>
               </w:rPr>
+              <w:t xml:space="preserve">Ичдэг, ичдэггүй амьтныг ялгаж, өвөл хэрхэн амьдардгийг шалтгаантай хэлдэг. </w:t>
+            </w:r>
+            <w:r>
+              <w:rPr>
+                <w:rFonts w:ascii="Arial" w:hAnsi="Arial" w:eastAsia="Arial" w:cs="Arial"/>
+                <w:color w:val="000000"/>
+                <w:sz w:val="22"/>
+                <w:b/>
+              </w:rPr>
+              <w:t>БНО4.1г</w:t>
+            </w:r>
+          </w:p>
+        </w:tc>
+        <w:tc>
+          <w:tcPr>
+            <w:tcW w:w="510" w:type="dxa"/>
+            <w:tcMar>
+              <w:top w:w="90" w:type="dxa"/>
+              <w:left w:w="90" w:type="dxa"/>
+              <w:bottom w:w="90" w:type="dxa"/>
+              <w:right w:w="90" w:type="dxa"/>
+            </w:tcMar>
+            <w:vAlign w:val="center"/>
+          </w:tcPr>
+          <w:p>
+            <w:pPr>
+              <w:keepNext w:val="0"/>
+              <w:widowControl/>
+              <w:spacing w:after="60" w:before="0" w:line="240" w:lineRule="auto"/>
+              <w:jc w:val="left"/>
+            </w:pPr>
+            <w:r>
+              <w:rPr>
+                <w:rFonts w:ascii="Arial" w:hAnsi="Arial" w:eastAsia="Arial" w:cs="Arial"/>
+                <w:color w:val="000000"/>
+                <w:sz w:val="22"/>
+                <w:b w:val="0"/>
+              </w:rPr>
+              <w:t xml:space="preserve"/>
+            </w:r>
+          </w:p>
+        </w:tc>
+        <w:tc>
+          <w:tcPr>
+            <w:tcW w:w="510" w:type="dxa"/>
+            <w:tcMar>
+              <w:top w:w="90" w:type="dxa"/>
+              <w:left w:w="90" w:type="dxa"/>
+              <w:bottom w:w="90" w:type="dxa"/>
+              <w:right w:w="90" w:type="dxa"/>
+            </w:tcMar>
+            <w:vAlign w:val="center"/>
+          </w:tcPr>
+          <w:p>
+            <w:pPr>
+              <w:keepNext w:val="0"/>
+              <w:widowControl/>
+              <w:spacing w:after="60" w:before="0" w:line="240" w:lineRule="auto"/>
+              <w:jc w:val="left"/>
+            </w:pPr>
+            <w:r>
+              <w:rPr>
+                <w:rFonts w:ascii="Arial" w:hAnsi="Arial" w:eastAsia="Arial" w:cs="Arial"/>
+                <w:color w:val="000000"/>
+                <w:sz w:val="22"/>
+                <w:b w:val="0"/>
+              </w:rPr>
+              <w:t xml:space="preserve"/>
+            </w:r>
+          </w:p>
+        </w:tc>
+        <w:tc>
+          <w:tcPr>
+            <w:tcW w:w="510" w:type="dxa"/>
+            <w:tcMar>
+              <w:top w:w="90" w:type="dxa"/>
+              <w:left w:w="90" w:type="dxa"/>
+              <w:bottom w:w="90" w:type="dxa"/>
+              <w:right w:w="90" w:type="dxa"/>
+            </w:tcMar>
+            <w:vAlign w:val="center"/>
+          </w:tcPr>
+          <w:p>
+            <w:pPr>
+              <w:keepNext w:val="0"/>
+              <w:widowControl/>
+              <w:spacing w:after="60" w:before="0" w:line="240" w:lineRule="auto"/>
+              <w:jc w:val="left"/>
+            </w:pPr>
+            <w:r>
+              <w:rPr>
+                <w:rFonts w:ascii="Arial" w:hAnsi="Arial" w:eastAsia="Arial" w:cs="Arial"/>
+                <w:color w:val="000000"/>
+                <w:sz w:val="22"/>
+                <w:b w:val="0"/>
+              </w:rPr>
+              <w:t xml:space="preserve"/>
+            </w:r>
+          </w:p>
+        </w:tc>
+        <w:tc>
+          <w:tcPr>
+            <w:tcW w:w="1134" w:type="dxa"/>
+            <w:tcMar>
+              <w:top w:w="90" w:type="dxa"/>
+              <w:left w:w="90" w:type="dxa"/>
+              <w:bottom w:w="90" w:type="dxa"/>
+              <w:right w:w="90" w:type="dxa"/>
+            </w:tcMar>
+            <w:vAlign w:val="center"/>
+          </w:tcPr>
+          <w:p>
+            <w:pPr>
+              <w:keepNext w:val="0"/>
+              <w:widowControl/>
+              <w:spacing w:after="60" w:before="0" w:line="240" w:lineRule="auto"/>
+              <w:jc w:val="left"/>
+            </w:pPr>
+            <w:r>
+              <w:rPr>
+                <w:rFonts w:ascii="Arial" w:hAnsi="Arial" w:eastAsia="Arial" w:cs="Arial"/>
+                <w:color w:val="000000"/>
+                <w:sz w:val="22"/>
+                <w:b w:val="0"/>
+              </w:rPr>
+              <w:t xml:space="preserve"/>
+            </w:r>
+          </w:p>
+        </w:tc>
+      </w:tr>
+      <w:tr>
+        <w:trPr>
+          <w:cantSplit/>
+          <w:jc w:val="center"/>
+        </w:trPr>
+        <w:tc>
+          <w:tcPr>
+            <w:tcW w:w="7370" w:type="dxa"/>
+            <w:tcMar>
+              <w:top w:w="90" w:type="dxa"/>
+              <w:left w:w="90" w:type="dxa"/>
+              <w:bottom w:w="90" w:type="dxa"/>
+              <w:right w:w="90" w:type="dxa"/>
+            </w:tcMar>
+            <w:vAlign w:val="center"/>
+          </w:tcPr>
+          <w:p>
+            <w:pPr>
+              <w:keepNext w:val="0"/>
+              <w:widowControl/>
+              <w:spacing w:after="60" w:before="0" w:line="240" w:lineRule="auto"/>
+              <w:jc w:val="left"/>
+            </w:pPr>
+            <w:r>
+              <w:rPr>
+                <w:rFonts w:ascii="Arial" w:hAnsi="Arial" w:eastAsia="Arial" w:cs="Arial"/>
+                <w:color w:val="000000"/>
+                <w:sz w:val="22"/>
+                <w:b w:val="0"/>
+              </w:rPr>
               <w:t xml:space="preserve">Цаг агаарт тохируулан өмсөх хувцас, хийх үйлээ сонгож, шалтгаанаа хэлдэг. </w:t>
             </w:r>
             <w:r>
@@ -3861,7 +4115,7 @@
               <w:rPr>
                 <w:b w:val="0"/>
               </w:rPr>
-              <w:t>Хэл ярианы дэмжлэг шаардлагатай хүүхэд зургийг зааж, карт өргөж хариулна. Хөдөлгөөний дэмжлэг шаардлагатай хүүхэд цагирагийн тоглоомд зурагт тэмдгийг ширээн дээрээс сонгож оролцоно. Хүйтэнд мэдрэг хүүхэд хүйтэн жинг даавуун бээлийтэй гараараа мэдэрнэ.</w:t>
+              <w:t>Хэл ярианы дэмжлэг шаардлагатай хүүхэд зургийг зааж, карт өргөж хариулна. Хөдөлгөөний дэмжлэг шаардлагатай хүүхэд ичээний тоглоомд амьтны картыг ичээ эсвэл ой гэсэн зураг дээр тавьж оролцоно. Хүйтэнд мэдрэг хүүхэд хүйтэн жинг даавуун бээлийтэй гараараа мэдэрнэ.</w:t>
             </w:r>
           </w:p>
         </w:tc>
